--- a/TS-Kramam/TS-1.8/TS 1.8 Sanskrit Krama Paatam Corrections.docx
+++ b/TS-Kramam/TS-1.8/TS 1.8 Sanskrit Krama Paatam Corrections.docx
@@ -539,6 +539,388 @@
           </w:p>
         </w:tc>
       </w:tr>
+      <w:tr>
+        <w:trPr>
+          <w:trHeight w:val="918"/>
+        </w:trPr>
+        <w:tc>
+          <w:tcPr>
+            <w:tcW w:w="3906" w:type="dxa"/>
+          </w:tcPr>
+          <w:p>
+            <w:pPr>
+              <w:widowControl w:val="0"/>
+              <w:tabs>
+                <w:tab w:val="left" w:pos="993"/>
+              </w:tabs>
+              <w:autoSpaceDE w:val="0"/>
+              <w:autoSpaceDN w:val="0"/>
+              <w:adjustRightInd w:val="0"/>
+              <w:spacing w:before="0" w:line="240" w:lineRule="auto"/>
+              <w:rPr>
+                <w:rFonts w:eastAsia="Times New Roman" w:cs="Arial"/>
+                <w:b/>
+                <w:color w:val="EE0000"/>
+                <w:sz w:val="32"/>
+                <w:szCs w:val="32"/>
+                <w:lang w:val="en-IN" w:eastAsia="en-IN" w:bidi="ml-IN"/>
+              </w:rPr>
+            </w:pPr>
+            <w:r>
+              <w:rPr>
+                <w:rFonts w:eastAsia="Times New Roman" w:cs="Arial"/>
+                <w:b/>
+                <w:color w:val="EE0000"/>
+                <w:sz w:val="32"/>
+                <w:szCs w:val="32"/>
+                <w:lang w:val="en-IN" w:eastAsia="en-IN" w:bidi="ml-IN"/>
+              </w:rPr>
+              <w:t>T.S.1.8.3.1 - Kramam</w:t>
+            </w:r>
+          </w:p>
+          <w:p>
+            <w:pPr>
+              <w:widowControl w:val="0"/>
+              <w:autoSpaceDE w:val="0"/>
+              <w:autoSpaceDN w:val="0"/>
+              <w:adjustRightInd w:val="0"/>
+              <w:spacing w:before="0" w:line="240" w:lineRule="auto"/>
+              <w:rPr>
+                <w:rFonts w:cs="Arial"/>
+                <w:b/>
+                <w:bCs/>
+                <w:color w:val="EE0000"/>
+                <w:sz w:val="28"/>
+                <w:szCs w:val="36"/>
+                <w:lang w:val="en-IN" w:bidi="ml-IN"/>
+              </w:rPr>
+            </w:pPr>
+            <w:r>
+              <w:rPr>
+                <w:rFonts w:cs="Arial"/>
+                <w:b/>
+                <w:bCs/>
+                <w:color w:val="EE0000"/>
+                <w:sz w:val="28"/>
+                <w:szCs w:val="36"/>
+                <w:lang w:val="en-IN" w:bidi="ml-IN"/>
+              </w:rPr>
+              <w:t>Krama Vaakyam No. 22</w:t>
+            </w:r>
+          </w:p>
+          <w:p>
+            <w:pPr>
+              <w:widowControl w:val="0"/>
+              <w:tabs>
+                <w:tab w:val="left" w:pos="993"/>
+              </w:tabs>
+              <w:autoSpaceDE w:val="0"/>
+              <w:autoSpaceDN w:val="0"/>
+              <w:adjustRightInd w:val="0"/>
+              <w:spacing w:before="0" w:line="240" w:lineRule="auto"/>
+              <w:rPr>
+                <w:rFonts w:eastAsia="Times New Roman" w:cs="Arial"/>
+                <w:b/>
+                <w:color w:val="EE0000"/>
+                <w:sz w:val="32"/>
+                <w:szCs w:val="32"/>
+                <w:lang w:val="it-IT" w:eastAsia="en-IN" w:bidi="ml-IN"/>
+              </w:rPr>
+            </w:pPr>
+            <w:r>
+              <w:rPr>
+                <w:rFonts w:cs="Arial"/>
+                <w:b/>
+                <w:bCs/>
+                <w:color w:val="EE0000"/>
+                <w:sz w:val="28"/>
+                <w:szCs w:val="36"/>
+                <w:lang w:val="it-IT" w:bidi="ml-IN"/>
+              </w:rPr>
+              <w:t>Panchaati No. 4</w:t>
+            </w:r>
+          </w:p>
+        </w:tc>
+        <w:tc>
+          <w:tcPr>
+            <w:tcW w:w="4961" w:type="dxa"/>
+          </w:tcPr>
+          <w:p>
+            <w:pPr>
+              <w:widowControl w:val="0"/>
+              <w:autoSpaceDE w:val="0"/>
+              <w:autoSpaceDN w:val="0"/>
+              <w:adjustRightInd w:val="0"/>
+              <w:spacing w:before="0" w:line="240" w:lineRule="auto"/>
+              <w:rPr>
+                <w:rFonts w:ascii="BRH Malayalam Extra" w:hAnsi="BRH Malayalam Extra" w:cs="BRH Malayalam Extra"/>
+                <w:color w:val="EE0000"/>
+                <w:sz w:val="40"/>
+                <w:szCs w:val="40"/>
+                <w:lang w:val="it-IT"/>
+              </w:rPr>
+            </w:pPr>
+            <w:r>
+              <w:rPr>
+                <w:rFonts w:ascii="BRH Devanagari Extra" w:hAnsi="BRH Devanagari Extra" w:cs="BRH Devanagari Extra"/>
+                <w:color w:val="EE0000"/>
+                <w:sz w:val="40"/>
+                <w:szCs w:val="40"/>
+                <w:highlight w:val="yellow"/>
+                <w:lang w:val="it-IT" w:bidi="ml-IN"/>
+              </w:rPr>
+              <w:t>xÉÑ</w:t>
+            </w:r>
+            <w:r>
+              <w:rPr>
+                <w:rFonts w:ascii="BRH Devanagari Extra" w:hAnsi="BRH Devanagari Extra" w:cs="BRH Devanagari Extra"/>
+                <w:color w:val="EE0000"/>
+                <w:sz w:val="40"/>
+                <w:szCs w:val="40"/>
+                <w:lang w:val="it-IT" w:bidi="ml-IN"/>
+              </w:rPr>
+              <w:t xml:space="preserve"> lÉþÈ | lÉ</w:t>
+            </w:r>
+            <w:r>
+              <w:rPr>
+                <w:rFonts w:ascii="BRH Malayalam Extra" w:hAnsi="BRH Malayalam Extra" w:cs="BRH Devanagari Extra"/>
+                <w:b/>
+                <w:color w:val="EE0000"/>
+                <w:sz w:val="30"/>
+                <w:szCs w:val="40"/>
+                <w:lang w:val="it-IT" w:bidi="ml-IN"/>
+              </w:rPr>
+              <w:t>–</w:t>
+            </w:r>
+            <w:r>
+              <w:rPr>
+                <w:rFonts w:ascii="BRH Devanagari Extra" w:hAnsi="BRH Devanagari Extra" w:cs="BRH Devanagari Extra"/>
+                <w:color w:val="EE0000"/>
+                <w:sz w:val="40"/>
+                <w:szCs w:val="40"/>
+                <w:lang w:val="it-IT" w:bidi="ml-IN"/>
+              </w:rPr>
+              <w:t xml:space="preserve"> C</w:t>
+            </w:r>
+            <w:r>
+              <w:rPr>
+                <w:rFonts w:ascii="BRH Malayalam Extra" w:hAnsi="BRH Malayalam Extra" w:cs="BRH Devanagari Extra"/>
+                <w:b/>
+                <w:color w:val="EE0000"/>
+                <w:sz w:val="30"/>
+                <w:szCs w:val="40"/>
+                <w:lang w:val="it-IT" w:bidi="ml-IN"/>
+              </w:rPr>
+              <w:t>–</w:t>
+            </w:r>
+            <w:r>
+              <w:rPr>
+                <w:rFonts w:ascii="BRH Devanagari Extra" w:hAnsi="BRH Devanagari Extra" w:cs="BRH Devanagari Extra"/>
+                <w:color w:val="EE0000"/>
+                <w:sz w:val="40"/>
+                <w:szCs w:val="40"/>
+                <w:lang w:val="it-IT" w:bidi="ml-IN"/>
+              </w:rPr>
+              <w:t>lSì</w:t>
+            </w:r>
+            <w:r>
+              <w:rPr>
+                <w:rFonts w:ascii="BRH Malayalam Extra" w:hAnsi="BRH Malayalam Extra" w:cs="BRH Devanagari Extra"/>
+                <w:b/>
+                <w:color w:val="EE0000"/>
+                <w:sz w:val="30"/>
+                <w:szCs w:val="40"/>
+                <w:lang w:val="it-IT" w:bidi="ml-IN"/>
+              </w:rPr>
+              <w:t>–</w:t>
+            </w:r>
+            <w:r>
+              <w:rPr>
+                <w:rFonts w:ascii="BRH Devanagari Extra" w:hAnsi="BRH Devanagari Extra" w:cs="BRH Devanagari Extra"/>
+                <w:color w:val="EE0000"/>
+                <w:sz w:val="40"/>
+                <w:szCs w:val="40"/>
+                <w:lang w:val="it-IT" w:bidi="ml-IN"/>
+              </w:rPr>
+              <w:t xml:space="preserve"> |</w:t>
+            </w:r>
+          </w:p>
+        </w:tc>
+        <w:tc>
+          <w:tcPr>
+            <w:tcW w:w="5103" w:type="dxa"/>
+          </w:tcPr>
+          <w:p>
+            <w:pPr>
+              <w:widowControl w:val="0"/>
+              <w:autoSpaceDE w:val="0"/>
+              <w:autoSpaceDN w:val="0"/>
+              <w:adjustRightInd w:val="0"/>
+              <w:spacing w:before="0" w:line="240" w:lineRule="auto"/>
+              <w:rPr>
+                <w:rFonts w:ascii="BRH Malayalam Extra" w:hAnsi="BRH Malayalam Extra" w:cs="BRH Malayalam Extra"/>
+                <w:color w:val="EE0000"/>
+                <w:sz w:val="40"/>
+                <w:szCs w:val="40"/>
+                <w:lang w:val="it-IT"/>
+              </w:rPr>
+            </w:pPr>
+            <w:r>
+              <w:rPr>
+                <w:rFonts w:ascii="BRH Devanagari Extra" w:hAnsi="BRH Devanagari Extra" w:cs="BRH Devanagari Extra"/>
+                <w:color w:val="EE0000"/>
+                <w:sz w:val="40"/>
+                <w:szCs w:val="40"/>
+                <w:highlight w:val="green"/>
+                <w:lang w:val="it-IT" w:bidi="ml-IN"/>
+              </w:rPr>
+              <w:t>xÉÔ</w:t>
+            </w:r>
+            <w:r>
+              <w:rPr>
+                <w:rFonts w:ascii="BRH Devanagari Extra" w:hAnsi="BRH Devanagari Extra" w:cs="BRH Devanagari Extra"/>
+                <w:color w:val="EE0000"/>
+                <w:sz w:val="40"/>
+                <w:szCs w:val="40"/>
+                <w:lang w:val="it-IT" w:bidi="ml-IN"/>
+              </w:rPr>
+              <w:t xml:space="preserve"> lÉþÈ | lÉ</w:t>
+            </w:r>
+            <w:r>
+              <w:rPr>
+                <w:rFonts w:ascii="BRH Malayalam Extra" w:hAnsi="BRH Malayalam Extra" w:cs="BRH Devanagari Extra"/>
+                <w:b/>
+                <w:color w:val="EE0000"/>
+                <w:sz w:val="30"/>
+                <w:szCs w:val="40"/>
+                <w:lang w:val="it-IT" w:bidi="ml-IN"/>
+              </w:rPr>
+              <w:t>–</w:t>
+            </w:r>
+            <w:r>
+              <w:rPr>
+                <w:rFonts w:ascii="BRH Devanagari Extra" w:hAnsi="BRH Devanagari Extra" w:cs="BRH Devanagari Extra"/>
+                <w:color w:val="EE0000"/>
+                <w:sz w:val="40"/>
+                <w:szCs w:val="40"/>
+                <w:lang w:val="it-IT" w:bidi="ml-IN"/>
+              </w:rPr>
+              <w:t xml:space="preserve"> C</w:t>
+            </w:r>
+            <w:r>
+              <w:rPr>
+                <w:rFonts w:ascii="BRH Malayalam Extra" w:hAnsi="BRH Malayalam Extra" w:cs="BRH Devanagari Extra"/>
+                <w:b/>
+                <w:color w:val="EE0000"/>
+                <w:sz w:val="30"/>
+                <w:szCs w:val="40"/>
+                <w:lang w:val="it-IT" w:bidi="ml-IN"/>
+              </w:rPr>
+              <w:t>–</w:t>
+            </w:r>
+            <w:r>
+              <w:rPr>
+                <w:rFonts w:ascii="BRH Devanagari Extra" w:hAnsi="BRH Devanagari Extra" w:cs="BRH Devanagari Extra"/>
+                <w:color w:val="EE0000"/>
+                <w:sz w:val="40"/>
+                <w:szCs w:val="40"/>
+                <w:lang w:val="it-IT" w:bidi="ml-IN"/>
+              </w:rPr>
+              <w:t>lSì</w:t>
+            </w:r>
+            <w:r>
+              <w:rPr>
+                <w:rFonts w:ascii="BRH Malayalam Extra" w:hAnsi="BRH Malayalam Extra" w:cs="BRH Devanagari Extra"/>
+                <w:b/>
+                <w:color w:val="EE0000"/>
+                <w:sz w:val="30"/>
+                <w:szCs w:val="40"/>
+                <w:lang w:val="it-IT" w:bidi="ml-IN"/>
+              </w:rPr>
+              <w:t>–</w:t>
+            </w:r>
+            <w:r>
+              <w:rPr>
+                <w:rFonts w:ascii="BRH Devanagari Extra" w:hAnsi="BRH Devanagari Extra" w:cs="BRH Devanagari Extra"/>
+                <w:color w:val="EE0000"/>
+                <w:sz w:val="40"/>
+                <w:szCs w:val="40"/>
+                <w:lang w:val="it-IT" w:bidi="ml-IN"/>
+              </w:rPr>
+              <w:t xml:space="preserve"> |</w:t>
+            </w:r>
+          </w:p>
+        </w:tc>
+      </w:tr>
+      <w:tr>
+        <w:trPr>
+          <w:trHeight w:val="918"/>
+        </w:trPr>
+        <w:tc>
+          <w:tcPr>
+            <w:tcW w:w="3906" w:type="dxa"/>
+          </w:tcPr>
+          <w:p>
+            <w:pPr>
+              <w:widowControl w:val="0"/>
+              <w:tabs>
+                <w:tab w:val="left" w:pos="993"/>
+              </w:tabs>
+              <w:autoSpaceDE w:val="0"/>
+              <w:autoSpaceDN w:val="0"/>
+              <w:adjustRightInd w:val="0"/>
+              <w:spacing w:before="0" w:line="240" w:lineRule="auto"/>
+              <w:rPr>
+                <w:rFonts w:eastAsia="Times New Roman" w:cs="Arial"/>
+                <w:b/>
+                <w:sz w:val="32"/>
+                <w:szCs w:val="32"/>
+                <w:lang w:val="it-IT" w:eastAsia="en-IN" w:bidi="ml-IN"/>
+              </w:rPr>
+            </w:pPr>
+          </w:p>
+        </w:tc>
+        <w:tc>
+          <w:tcPr>
+            <w:tcW w:w="4961" w:type="dxa"/>
+          </w:tcPr>
+          <w:p>
+            <w:pPr>
+              <w:widowControl w:val="0"/>
+              <w:autoSpaceDE w:val="0"/>
+              <w:autoSpaceDN w:val="0"/>
+              <w:adjustRightInd w:val="0"/>
+              <w:spacing w:before="0" w:line="240" w:lineRule="auto"/>
+              <w:rPr>
+                <w:rFonts w:ascii="BRH Devanagari Extra" w:hAnsi="BRH Devanagari Extra" w:cs="BRH Devanagari Extra"/>
+                <w:sz w:val="40"/>
+                <w:szCs w:val="40"/>
+                <w:lang w:val="it-IT" w:bidi="ml-IN"/>
+              </w:rPr>
+            </w:pPr>
+          </w:p>
+        </w:tc>
+        <w:tc>
+          <w:tcPr>
+            <w:tcW w:w="5103" w:type="dxa"/>
+          </w:tcPr>
+          <w:p>
+            <w:pPr>
+              <w:widowControl w:val="0"/>
+              <w:autoSpaceDE w:val="0"/>
+              <w:autoSpaceDN w:val="0"/>
+              <w:adjustRightInd w:val="0"/>
+              <w:spacing w:before="0" w:line="240" w:lineRule="auto"/>
+              <w:rPr>
+                <w:rFonts w:ascii="BRH Devanagari Extra" w:hAnsi="BRH Devanagari Extra" w:cs="BRH Devanagari Extra"/>
+                <w:sz w:val="40"/>
+                <w:szCs w:val="40"/>
+                <w:lang w:val="it-IT" w:bidi="ml-IN"/>
+              </w:rPr>
+            </w:pPr>
+          </w:p>
+        </w:tc>
+      </w:tr>
     </w:tbl>
     <w:p>
       <w:pPr>
@@ -1650,6 +2032,7 @@
                 <w:szCs w:val="32"/>
                 <w:lang w:val="en-IN" w:eastAsia="en-IN" w:bidi="ml-IN"/>
               </w:rPr>
+              <w:lastRenderedPageBreak/>
               <w:t>T.S.1.</w:t>
             </w:r>
             <w:r>
@@ -2047,7 +2430,6 @@
                 <w:szCs w:val="32"/>
                 <w:lang w:val="en-IN" w:eastAsia="en-IN" w:bidi="ml-IN"/>
               </w:rPr>
-              <w:lastRenderedPageBreak/>
               <w:t>T.S.1.</w:t>
             </w:r>
             <w:r>
@@ -3419,7 +3801,17 @@
                 <w:szCs w:val="40"/>
                 <w:lang w:bidi="ml-IN"/>
               </w:rPr>
-              <w:t>qÉÏrÉÿqÉç | LMüÉþSzÉMümÉÉsÉ</w:t>
+              <w:t xml:space="preserve">qÉÏrÉÿqÉç | </w:t>
+            </w:r>
+            <w:r>
+              <w:rPr>
+                <w:rFonts w:ascii="BRH Devanagari Extra" w:hAnsi="BRH Devanagari Extra" w:cs="BRH Devanagari Extra"/>
+                <w:sz w:val="40"/>
+                <w:szCs w:val="40"/>
+                <w:lang w:bidi="ml-IN"/>
+              </w:rPr>
+              <w:lastRenderedPageBreak/>
+              <w:t>LMüÉþSzÉMümÉÉsÉ</w:t>
             </w:r>
             <w:r>
               <w:rPr>
@@ -3487,6 +3879,7 @@
                 <w:szCs w:val="40"/>
                 <w:lang w:bidi="ml-IN"/>
               </w:rPr>
+              <w:lastRenderedPageBreak/>
               <w:t>A</w:t>
             </w:r>
             <w:r>
@@ -3601,7 +3994,17 @@
                 <w:szCs w:val="40"/>
                 <w:lang w:bidi="ml-IN"/>
               </w:rPr>
-              <w:t>qÉÏrÉÿqÉç | LMüÉþSzÉMümÉÉsÉ</w:t>
+              <w:t xml:space="preserve">qÉÏrÉÿqÉç </w:t>
+            </w:r>
+            <w:r>
+              <w:rPr>
+                <w:rFonts w:ascii="BRH Devanagari Extra" w:hAnsi="BRH Devanagari Extra" w:cs="BRH Devanagari Extra"/>
+                <w:sz w:val="40"/>
+                <w:szCs w:val="40"/>
+                <w:lang w:bidi="ml-IN"/>
+              </w:rPr>
+              <w:lastRenderedPageBreak/>
+              <w:t>| LMüÉþSzÉMümÉÉsÉ</w:t>
             </w:r>
             <w:r>
               <w:rPr>
@@ -5184,7 +5587,6 @@
           <w:szCs w:val="32"/>
           <w:u w:val="single"/>
         </w:rPr>
-        <w:lastRenderedPageBreak/>
         <w:t xml:space="preserve">TS </w:t>
       </w:r>
       <w:r>

--- a/TS-Kramam/TS-1.8/TS 1.8 Sanskrit Krama Paatam Corrections.docx
+++ b/TS-Kramam/TS-1.8/TS 1.8 Sanskrit Krama Paatam Corrections.docx
@@ -112,7 +112,27 @@
           <w:szCs w:val="32"/>
           <w:u w:val="single"/>
         </w:rPr>
-        <w:t>31st Jan 2026</w:t>
+        <w:t xml:space="preserve">31st </w:t>
+      </w:r>
+      <w:r>
+        <w:rPr>
+          <w:b/>
+          <w:bCs/>
+          <w:sz w:val="32"/>
+          <w:szCs w:val="32"/>
+          <w:u w:val="single"/>
+        </w:rPr>
+        <w:t>May</w:t>
+      </w:r>
+      <w:r>
+        <w:rPr>
+          <w:b/>
+          <w:bCs/>
+          <w:sz w:val="32"/>
+          <w:szCs w:val="32"/>
+          <w:u w:val="single"/>
+        </w:rPr>
+        <w:t xml:space="preserve"> 2026</w:t>
       </w:r>
     </w:p>
     <w:p>
@@ -560,7 +580,6 @@
               <w:rPr>
                 <w:rFonts w:eastAsia="Times New Roman" w:cs="Arial"/>
                 <w:b/>
-                <w:color w:val="EE0000"/>
                 <w:sz w:val="32"/>
                 <w:szCs w:val="32"/>
                 <w:lang w:val="en-IN" w:eastAsia="en-IN" w:bidi="ml-IN"/>
@@ -570,7 +589,6 @@
               <w:rPr>
                 <w:rFonts w:eastAsia="Times New Roman" w:cs="Arial"/>
                 <w:b/>
-                <w:color w:val="EE0000"/>
                 <w:sz w:val="32"/>
                 <w:szCs w:val="32"/>
                 <w:lang w:val="en-IN" w:eastAsia="en-IN" w:bidi="ml-IN"/>
@@ -589,7 +607,6 @@
                 <w:rFonts w:cs="Arial"/>
                 <w:b/>
                 <w:bCs/>
-                <w:color w:val="EE0000"/>
                 <w:sz w:val="28"/>
                 <w:szCs w:val="36"/>
                 <w:lang w:val="en-IN" w:bidi="ml-IN"/>
@@ -600,7 +617,6 @@
                 <w:rFonts w:cs="Arial"/>
                 <w:b/>
                 <w:bCs/>
-                <w:color w:val="EE0000"/>
                 <w:sz w:val="28"/>
                 <w:szCs w:val="36"/>
                 <w:lang w:val="en-IN" w:bidi="ml-IN"/>
@@ -621,7 +637,6 @@
               <w:rPr>
                 <w:rFonts w:eastAsia="Times New Roman" w:cs="Arial"/>
                 <w:b/>
-                <w:color w:val="EE0000"/>
                 <w:sz w:val="32"/>
                 <w:szCs w:val="32"/>
                 <w:lang w:val="it-IT" w:eastAsia="en-IN" w:bidi="ml-IN"/>
@@ -632,7 +647,6 @@
                 <w:rFonts w:cs="Arial"/>
                 <w:b/>
                 <w:bCs/>
-                <w:color w:val="EE0000"/>
                 <w:sz w:val="28"/>
                 <w:szCs w:val="36"/>
                 <w:lang w:val="it-IT" w:bidi="ml-IN"/>
@@ -654,7 +668,6 @@
               <w:spacing w:before="0" w:line="240" w:lineRule="auto"/>
               <w:rPr>
                 <w:rFonts w:ascii="BRH Malayalam Extra" w:hAnsi="BRH Malayalam Extra" w:cs="BRH Malayalam Extra"/>
-                <w:color w:val="EE0000"/>
                 <w:sz w:val="40"/>
                 <w:szCs w:val="40"/>
                 <w:lang w:val="it-IT"/>
@@ -663,7 +676,6 @@
             <w:r>
               <w:rPr>
                 <w:rFonts w:ascii="BRH Devanagari Extra" w:hAnsi="BRH Devanagari Extra" w:cs="BRH Devanagari Extra"/>
-                <w:color w:val="EE0000"/>
                 <w:sz w:val="40"/>
                 <w:szCs w:val="40"/>
                 <w:highlight w:val="yellow"/>
@@ -674,7 +686,6 @@
             <w:r>
               <w:rPr>
                 <w:rFonts w:ascii="BRH Devanagari Extra" w:hAnsi="BRH Devanagari Extra" w:cs="BRH Devanagari Extra"/>
-                <w:color w:val="EE0000"/>
                 <w:sz w:val="40"/>
                 <w:szCs w:val="40"/>
                 <w:lang w:val="it-IT" w:bidi="ml-IN"/>
@@ -685,7 +696,6 @@
               <w:rPr>
                 <w:rFonts w:ascii="BRH Malayalam Extra" w:hAnsi="BRH Malayalam Extra" w:cs="BRH Devanagari Extra"/>
                 <w:b/>
-                <w:color w:val="EE0000"/>
                 <w:sz w:val="30"/>
                 <w:szCs w:val="40"/>
                 <w:lang w:val="it-IT" w:bidi="ml-IN"/>
@@ -695,7 +705,6 @@
             <w:r>
               <w:rPr>
                 <w:rFonts w:ascii="BRH Devanagari Extra" w:hAnsi="BRH Devanagari Extra" w:cs="BRH Devanagari Extra"/>
-                <w:color w:val="EE0000"/>
                 <w:sz w:val="40"/>
                 <w:szCs w:val="40"/>
                 <w:lang w:val="it-IT" w:bidi="ml-IN"/>
@@ -706,7 +715,6 @@
               <w:rPr>
                 <w:rFonts w:ascii="BRH Malayalam Extra" w:hAnsi="BRH Malayalam Extra" w:cs="BRH Devanagari Extra"/>
                 <w:b/>
-                <w:color w:val="EE0000"/>
                 <w:sz w:val="30"/>
                 <w:szCs w:val="40"/>
                 <w:lang w:val="it-IT" w:bidi="ml-IN"/>
@@ -716,7 +724,6 @@
             <w:r>
               <w:rPr>
                 <w:rFonts w:ascii="BRH Devanagari Extra" w:hAnsi="BRH Devanagari Extra" w:cs="BRH Devanagari Extra"/>
-                <w:color w:val="EE0000"/>
                 <w:sz w:val="40"/>
                 <w:szCs w:val="40"/>
                 <w:lang w:val="it-IT" w:bidi="ml-IN"/>
@@ -727,7 +734,6 @@
               <w:rPr>
                 <w:rFonts w:ascii="BRH Malayalam Extra" w:hAnsi="BRH Malayalam Extra" w:cs="BRH Devanagari Extra"/>
                 <w:b/>
-                <w:color w:val="EE0000"/>
                 <w:sz w:val="30"/>
                 <w:szCs w:val="40"/>
                 <w:lang w:val="it-IT" w:bidi="ml-IN"/>
@@ -737,7 +743,6 @@
             <w:r>
               <w:rPr>
                 <w:rFonts w:ascii="BRH Devanagari Extra" w:hAnsi="BRH Devanagari Extra" w:cs="BRH Devanagari Extra"/>
-                <w:color w:val="EE0000"/>
                 <w:sz w:val="40"/>
                 <w:szCs w:val="40"/>
                 <w:lang w:val="it-IT" w:bidi="ml-IN"/>
@@ -759,7 +764,6 @@
               <w:spacing w:before="0" w:line="240" w:lineRule="auto"/>
               <w:rPr>
                 <w:rFonts w:ascii="BRH Malayalam Extra" w:hAnsi="BRH Malayalam Extra" w:cs="BRH Malayalam Extra"/>
-                <w:color w:val="EE0000"/>
                 <w:sz w:val="40"/>
                 <w:szCs w:val="40"/>
                 <w:lang w:val="it-IT"/>
@@ -768,7 +772,6 @@
             <w:r>
               <w:rPr>
                 <w:rFonts w:ascii="BRH Devanagari Extra" w:hAnsi="BRH Devanagari Extra" w:cs="BRH Devanagari Extra"/>
-                <w:color w:val="EE0000"/>
                 <w:sz w:val="40"/>
                 <w:szCs w:val="40"/>
                 <w:highlight w:val="green"/>
@@ -779,7 +782,6 @@
             <w:r>
               <w:rPr>
                 <w:rFonts w:ascii="BRH Devanagari Extra" w:hAnsi="BRH Devanagari Extra" w:cs="BRH Devanagari Extra"/>
-                <w:color w:val="EE0000"/>
                 <w:sz w:val="40"/>
                 <w:szCs w:val="40"/>
                 <w:lang w:val="it-IT" w:bidi="ml-IN"/>
@@ -790,7 +792,6 @@
               <w:rPr>
                 <w:rFonts w:ascii="BRH Malayalam Extra" w:hAnsi="BRH Malayalam Extra" w:cs="BRH Devanagari Extra"/>
                 <w:b/>
-                <w:color w:val="EE0000"/>
                 <w:sz w:val="30"/>
                 <w:szCs w:val="40"/>
                 <w:lang w:val="it-IT" w:bidi="ml-IN"/>
@@ -800,7 +801,6 @@
             <w:r>
               <w:rPr>
                 <w:rFonts w:ascii="BRH Devanagari Extra" w:hAnsi="BRH Devanagari Extra" w:cs="BRH Devanagari Extra"/>
-                <w:color w:val="EE0000"/>
                 <w:sz w:val="40"/>
                 <w:szCs w:val="40"/>
                 <w:lang w:val="it-IT" w:bidi="ml-IN"/>
@@ -811,7 +811,6 @@
               <w:rPr>
                 <w:rFonts w:ascii="BRH Malayalam Extra" w:hAnsi="BRH Malayalam Extra" w:cs="BRH Devanagari Extra"/>
                 <w:b/>
-                <w:color w:val="EE0000"/>
                 <w:sz w:val="30"/>
                 <w:szCs w:val="40"/>
                 <w:lang w:val="it-IT" w:bidi="ml-IN"/>
@@ -821,7 +820,6 @@
             <w:r>
               <w:rPr>
                 <w:rFonts w:ascii="BRH Devanagari Extra" w:hAnsi="BRH Devanagari Extra" w:cs="BRH Devanagari Extra"/>
-                <w:color w:val="EE0000"/>
                 <w:sz w:val="40"/>
                 <w:szCs w:val="40"/>
                 <w:lang w:val="it-IT" w:bidi="ml-IN"/>
@@ -832,7 +830,6 @@
               <w:rPr>
                 <w:rFonts w:ascii="BRH Malayalam Extra" w:hAnsi="BRH Malayalam Extra" w:cs="BRH Devanagari Extra"/>
                 <w:b/>
-                <w:color w:val="EE0000"/>
                 <w:sz w:val="30"/>
                 <w:szCs w:val="40"/>
                 <w:lang w:val="it-IT" w:bidi="ml-IN"/>
@@ -842,82 +839,12 @@
             <w:r>
               <w:rPr>
                 <w:rFonts w:ascii="BRH Devanagari Extra" w:hAnsi="BRH Devanagari Extra" w:cs="BRH Devanagari Extra"/>
-                <w:color w:val="EE0000"/>
                 <w:sz w:val="40"/>
                 <w:szCs w:val="40"/>
                 <w:lang w:val="it-IT" w:bidi="ml-IN"/>
               </w:rPr>
               <w:t xml:space="preserve"> |</w:t>
             </w:r>
-          </w:p>
-        </w:tc>
-      </w:tr>
-      <w:tr>
-        <w:trPr>
-          <w:trHeight w:val="918"/>
-        </w:trPr>
-        <w:tc>
-          <w:tcPr>
-            <w:tcW w:w="3906" w:type="dxa"/>
-          </w:tcPr>
-          <w:p>
-            <w:pPr>
-              <w:widowControl w:val="0"/>
-              <w:tabs>
-                <w:tab w:val="left" w:pos="993"/>
-              </w:tabs>
-              <w:autoSpaceDE w:val="0"/>
-              <w:autoSpaceDN w:val="0"/>
-              <w:adjustRightInd w:val="0"/>
-              <w:spacing w:before="0" w:line="240" w:lineRule="auto"/>
-              <w:rPr>
-                <w:rFonts w:eastAsia="Times New Roman" w:cs="Arial"/>
-                <w:b/>
-                <w:sz w:val="32"/>
-                <w:szCs w:val="32"/>
-                <w:lang w:val="it-IT" w:eastAsia="en-IN" w:bidi="ml-IN"/>
-              </w:rPr>
-            </w:pPr>
-          </w:p>
-        </w:tc>
-        <w:tc>
-          <w:tcPr>
-            <w:tcW w:w="4961" w:type="dxa"/>
-          </w:tcPr>
-          <w:p>
-            <w:pPr>
-              <w:widowControl w:val="0"/>
-              <w:autoSpaceDE w:val="0"/>
-              <w:autoSpaceDN w:val="0"/>
-              <w:adjustRightInd w:val="0"/>
-              <w:spacing w:before="0" w:line="240" w:lineRule="auto"/>
-              <w:rPr>
-                <w:rFonts w:ascii="BRH Devanagari Extra" w:hAnsi="BRH Devanagari Extra" w:cs="BRH Devanagari Extra"/>
-                <w:sz w:val="40"/>
-                <w:szCs w:val="40"/>
-                <w:lang w:val="it-IT" w:bidi="ml-IN"/>
-              </w:rPr>
-            </w:pPr>
-          </w:p>
-        </w:tc>
-        <w:tc>
-          <w:tcPr>
-            <w:tcW w:w="5103" w:type="dxa"/>
-          </w:tcPr>
-          <w:p>
-            <w:pPr>
-              <w:widowControl w:val="0"/>
-              <w:autoSpaceDE w:val="0"/>
-              <w:autoSpaceDN w:val="0"/>
-              <w:adjustRightInd w:val="0"/>
-              <w:spacing w:before="0" w:line="240" w:lineRule="auto"/>
-              <w:rPr>
-                <w:rFonts w:ascii="BRH Devanagari Extra" w:hAnsi="BRH Devanagari Extra" w:cs="BRH Devanagari Extra"/>
-                <w:sz w:val="40"/>
-                <w:szCs w:val="40"/>
-                <w:lang w:val="it-IT" w:bidi="ml-IN"/>
-              </w:rPr>
-            </w:pPr>
           </w:p>
         </w:tc>
       </w:tr>
@@ -2032,7 +1959,6 @@
                 <w:szCs w:val="32"/>
                 <w:lang w:val="en-IN" w:eastAsia="en-IN" w:bidi="ml-IN"/>
               </w:rPr>
-              <w:lastRenderedPageBreak/>
               <w:t>T.S.1.</w:t>
             </w:r>
             <w:r>
@@ -2430,6 +2356,7 @@
                 <w:szCs w:val="32"/>
                 <w:lang w:val="en-IN" w:eastAsia="en-IN" w:bidi="ml-IN"/>
               </w:rPr>
+              <w:lastRenderedPageBreak/>
               <w:t>T.S.1.</w:t>
             </w:r>
             <w:r>
@@ -3801,17 +3728,7 @@
                 <w:szCs w:val="40"/>
                 <w:lang w:bidi="ml-IN"/>
               </w:rPr>
-              <w:t xml:space="preserve">qÉÏrÉÿqÉç | </w:t>
-            </w:r>
-            <w:r>
-              <w:rPr>
-                <w:rFonts w:ascii="BRH Devanagari Extra" w:hAnsi="BRH Devanagari Extra" w:cs="BRH Devanagari Extra"/>
-                <w:sz w:val="40"/>
-                <w:szCs w:val="40"/>
-                <w:lang w:bidi="ml-IN"/>
-              </w:rPr>
-              <w:lastRenderedPageBreak/>
-              <w:t>LMüÉþSzÉMümÉÉsÉ</w:t>
+              <w:t>qÉÏrÉÿqÉç | LMüÉþSzÉMümÉÉsÉ</w:t>
             </w:r>
             <w:r>
               <w:rPr>
@@ -3879,7 +3796,6 @@
                 <w:szCs w:val="40"/>
                 <w:lang w:bidi="ml-IN"/>
               </w:rPr>
-              <w:lastRenderedPageBreak/>
               <w:t>A</w:t>
             </w:r>
             <w:r>
@@ -3994,17 +3910,7 @@
                 <w:szCs w:val="40"/>
                 <w:lang w:bidi="ml-IN"/>
               </w:rPr>
-              <w:t xml:space="preserve">qÉÏrÉÿqÉç </w:t>
-            </w:r>
-            <w:r>
-              <w:rPr>
-                <w:rFonts w:ascii="BRH Devanagari Extra" w:hAnsi="BRH Devanagari Extra" w:cs="BRH Devanagari Extra"/>
-                <w:sz w:val="40"/>
-                <w:szCs w:val="40"/>
-                <w:lang w:bidi="ml-IN"/>
-              </w:rPr>
-              <w:lastRenderedPageBreak/>
-              <w:t>| LMüÉþSzÉMümÉÉsÉ</w:t>
+              <w:t>qÉÏrÉÿqÉç | LMüÉþSzÉMümÉÉsÉ</w:t>
             </w:r>
             <w:r>
               <w:rPr>
@@ -5587,6 +5493,7 @@
           <w:szCs w:val="32"/>
           <w:u w:val="single"/>
         </w:rPr>
+        <w:lastRenderedPageBreak/>
         <w:t xml:space="preserve">TS </w:t>
       </w:r>
       <w:r>
